--- a/Evidencias de Proyecto/Sprint Backlog – Sprint 3.docx
+++ b/Evidencias de Proyecto/Sprint Backlog – Sprint 3.docx
@@ -49,6 +49,14 @@
       <w:tblPr>
         <w:tblW w:w="0" w:type="auto"/>
         <w:tblCellSpacing w:w="15" w:type="dxa"/>
+        <w:tblBorders>
+          <w:top w:val="single" w:sz="4" w:space="0" w:color="auto"/>
+          <w:left w:val="single" w:sz="4" w:space="0" w:color="auto"/>
+          <w:bottom w:val="single" w:sz="4" w:space="0" w:color="auto"/>
+          <w:right w:val="single" w:sz="4" w:space="0" w:color="auto"/>
+          <w:insideH w:val="single" w:sz="4" w:space="0" w:color="auto"/>
+          <w:insideV w:val="single" w:sz="4" w:space="0" w:color="auto"/>
+        </w:tblBorders>
         <w:tblCellMar>
           <w:top w:w="15" w:type="dxa"/>
           <w:left w:w="15" w:type="dxa"/>
@@ -58,10 +66,10 @@
         <w:tblLook w:val="04A0" w:firstRow="1" w:lastRow="0" w:firstColumn="1" w:lastColumn="0" w:noHBand="0" w:noVBand="1"/>
       </w:tblPr>
       <w:tblGrid>
-        <w:gridCol w:w="2698"/>
-        <w:gridCol w:w="2197"/>
-        <w:gridCol w:w="1623"/>
-        <w:gridCol w:w="2320"/>
+        <w:gridCol w:w="2692"/>
+        <w:gridCol w:w="2217"/>
+        <w:gridCol w:w="1643"/>
+        <w:gridCol w:w="2276"/>
       </w:tblGrid>
       <w:tr>
         <w:trPr>
@@ -633,7 +641,21 @@
                 <w:sz w:val="36"/>
                 <w:szCs w:val="36"/>
               </w:rPr>
-              <w:t>Entrega a 12/12/2025.</w:t>
+              <w:t>Entrega a 1</w:t>
+            </w:r>
+            <w:r>
+              <w:rPr>
+                <w:sz w:val="36"/>
+                <w:szCs w:val="36"/>
+              </w:rPr>
+              <w:t>0</w:t>
+            </w:r>
+            <w:r>
+              <w:rPr>
+                <w:sz w:val="36"/>
+                <w:szCs w:val="36"/>
+              </w:rPr>
+              <w:t>/12/2025.</w:t>
             </w:r>
           </w:p>
         </w:tc>
@@ -1253,6 +1275,7 @@
   <w:style w:type="character" w:default="1" w:styleId="Fuentedeprrafopredeter">
     <w:name w:val="Default Paragraph Font"/>
     <w:uiPriority w:val="1"/>
+    <w:semiHidden/>
     <w:unhideWhenUsed/>
   </w:style>
   <w:style w:type="table" w:default="1" w:styleId="Tablanormal">
